--- a/2026 الى 2027/خطط القسم 2027/خطة الموهوبات -قسم الكيمياء 2027/خطة الموهوبات لقسم الكيمياء  2027-2026.docx
+++ b/2026 الى 2027/خطط القسم 2027/خطة الموهوبات -قسم الكيمياء 2027/خطة الموهوبات لقسم الكيمياء  2027-2026.docx
@@ -34,7 +34,7 @@
           <wp:anchor distT="0" distB="0" distL="114300" distR="114300" simplePos="0" relativeHeight="251659266" behindDoc="1" locked="0" layoutInCell="1" allowOverlap="1" wp14:anchorId="17C27223" wp14:editId="4B7165D3">
             <wp:simplePos x="0" y="0"/>
             <wp:positionH relativeFrom="column">
-              <wp:posOffset>-202665</wp:posOffset>
+              <wp:posOffset>-202565</wp:posOffset>
             </wp:positionH>
             <wp:positionV relativeFrom="paragraph">
               <wp:posOffset>0</wp:posOffset>
@@ -216,7 +216,7 @@
           <w:rtl/>
           <w:lang w:bidi="ar-QA"/>
         </w:rPr>
-        <w:t>6</w:t>
+        <w:t>7</w:t>
       </w:r>
       <w:r>
         <w:rPr>
@@ -258,7 +258,7 @@
           <w:rtl/>
           <w:lang w:bidi="ar-QA"/>
         </w:rPr>
-        <w:t>5</w:t>
+        <w:t>6</w:t>
       </w:r>
       <w:r>
         <w:rPr>
